--- a/exercises/Bài tập 046 - Câu bị động theo các thì.docx
+++ b/exercises/Bài tập 046 - Câu bị động theo các thì.docx
@@ -9,6 +9,7 @@
         <w:rPr>
           <w:rFonts w:ascii="Arial" w:hAnsi="Arial" w:cs="Arial"/>
           <w:b/>
+          <w:color w:val="000000"/>
           <w:sz w:val="32"/>
         </w:rPr>
       </w:pPr>
@@ -16,6 +17,7 @@
         <w:rPr>
           <w:rFonts w:ascii="Arial" w:hAnsi="Arial" w:cs="Arial"/>
           <w:b/>
+          <w:color w:val="000000"/>
           <w:sz w:val="32"/>
         </w:rPr>
         <w:t>BÀI TẬP NGÀY 46</w:t>
@@ -28,6 +30,7 @@
         <w:rPr>
           <w:rFonts w:ascii="Arial" w:hAnsi="Arial" w:cs="Arial"/>
           <w:b/>
+          <w:color w:val="000000"/>
           <w:sz w:val="36"/>
         </w:rPr>
       </w:pPr>
@@ -35,626 +38,1680 @@
         <w:rPr>
           <w:rFonts w:ascii="Arial" w:hAnsi="Arial" w:cs="Arial"/>
           <w:b/>
+          <w:color w:val="000000"/>
           <w:sz w:val="36"/>
         </w:rPr>
         <w:t>CÂU BỊ ĐỘNG THEO CÁC THÌ</w:t>
       </w:r>
     </w:p>
     <w:p>
-      <w:r>
+      <w:pPr>
+        <w:rPr>
+          <w:color w:val="000000"/>
+        </w:rPr>
+      </w:pPr>
+      <w:r>
+        <w:rPr>
+          <w:color w:val="000000"/>
+        </w:rPr>
         <w:t>Họ và tên: __________________________                         Điểm: ________/100</w:t>
       </w:r>
     </w:p>
     <w:p>
       <w:pPr>
         <w:pStyle w:val="Heading1"/>
-      </w:pPr>
-      <w:r>
+        <w:spacing w:before="60"/>
+      </w:pPr>
+      <w:r>
+        <w:lastRenderedPageBreak/>
         <w:t>PHẦN 1. CHỌN ĐÁP ÁN ĐÚNG (10 điểm)</w:t>
       </w:r>
     </w:p>
     <w:p>
-      <w:r>
+      <w:pPr>
+        <w:keepNext/>
+        <w:spacing w:before="120" w:after="60"/>
+        <w:rPr>
+          <w:color w:val="000000"/>
+        </w:rPr>
+      </w:pPr>
+      <w:r>
+        <w:rPr>
+          <w:color w:val="000000"/>
+        </w:rPr>
         <w:t>1. Rice ______ here.   A. is grown   B. grows   C. is grow</w:t>
       </w:r>
     </w:p>
     <w:p>
-      <w:r>
+      <w:pPr>
+        <w:keepNext/>
+        <w:spacing w:before="120" w:after="60"/>
+        <w:rPr>
+          <w:color w:val="000000"/>
+        </w:rPr>
+      </w:pPr>
+      <w:r>
+        <w:rPr>
+          <w:color w:val="000000"/>
+        </w:rPr>
         <w:t>2. The road ______ now.   A. repairs   B. is being repaired   C. is repaired now by workers</w:t>
       </w:r>
     </w:p>
     <w:p>
-      <w:r>
+      <w:pPr>
+        <w:keepNext/>
+        <w:spacing w:before="120" w:after="60"/>
+        <w:rPr>
+          <w:color w:val="000000"/>
+        </w:rPr>
+      </w:pPr>
+      <w:r>
+        <w:rPr>
+          <w:color w:val="000000"/>
+        </w:rPr>
         <w:t>3. The bridge ______ in 2010.   A. was built   B. is built   C. was build</w:t>
       </w:r>
     </w:p>
     <w:p>
-      <w:r>
+      <w:pPr>
+        <w:keepNext/>
+        <w:spacing w:before="120" w:after="60"/>
+        <w:rPr>
+          <w:color w:val="000000"/>
+        </w:rPr>
+      </w:pPr>
+      <w:r>
+        <w:rPr>
+          <w:color w:val="000000"/>
+        </w:rPr>
         <w:t>4. The house ______ when we arrived.   A. painted   B. was being painted   C. was painted now</w:t>
       </w:r>
     </w:p>
     <w:p>
-      <w:r>
+      <w:pPr>
+        <w:keepNext/>
+        <w:spacing w:before="120" w:after="60"/>
+        <w:rPr>
+          <w:color w:val="000000"/>
+        </w:rPr>
+      </w:pPr>
+      <w:r>
+        <w:rPr>
+          <w:color w:val="000000"/>
+        </w:rPr>
         <w:t>5. The package ______ tomorrow.   A. will deliver   B. will be delivered   C. is delivering</w:t>
       </w:r>
     </w:p>
     <w:p>
-      <w:r>
+      <w:pPr>
+        <w:keepNext/>
+        <w:spacing w:before="120" w:after="60"/>
+        <w:rPr>
+          <w:color w:val="000000"/>
+        </w:rPr>
+      </w:pPr>
+      <w:r>
+        <w:rPr>
+          <w:color w:val="000000"/>
+        </w:rPr>
         <w:t>6. A new school ______ next year.   A. is going to be built   B. is going build   C. will built</w:t>
       </w:r>
     </w:p>
     <w:p>
-      <w:r>
+      <w:pPr>
+        <w:keepNext/>
+        <w:spacing w:before="120" w:after="60"/>
+        <w:rPr>
+          <w:color w:val="000000"/>
+        </w:rPr>
+      </w:pPr>
+      <w:r>
+        <w:rPr>
+          <w:color w:val="000000"/>
+        </w:rPr>
         <w:t>7. The work ______ already.   A. has finished   B. has been finished   C. has been finish</w:t>
       </w:r>
     </w:p>
     <w:p>
-      <w:r>
+      <w:pPr>
+        <w:keepNext/>
+        <w:spacing w:before="120" w:after="60"/>
+        <w:rPr>
+          <w:color w:val="000000"/>
+        </w:rPr>
+      </w:pPr>
+      <w:r>
+        <w:rPr>
+          <w:color w:val="000000"/>
+        </w:rPr>
         <w:t>8. Two people ______ by the police.   A. have arrested   B. have been arrested   C. has been arrested</w:t>
       </w:r>
     </w:p>
     <w:p>
-      <w:r>
+      <w:pPr>
+        <w:keepNext/>
+        <w:spacing w:before="120" w:after="60"/>
+        <w:rPr>
+          <w:color w:val="000000"/>
+        </w:rPr>
+      </w:pPr>
+      <w:r>
+        <w:rPr>
+          <w:color w:val="000000"/>
+        </w:rPr>
         <w:t>9. ______ the rooms cleaned every day?   A. Do   B. Are   C. Is</w:t>
       </w:r>
     </w:p>
     <w:p>
-      <w:r>
+      <w:pPr>
+        <w:keepNext/>
+        <w:spacing w:before="120" w:after="60"/>
+        <w:rPr>
+          <w:color w:val="000000"/>
+        </w:rPr>
+      </w:pPr>
+      <w:r>
+        <w:rPr>
+          <w:color w:val="000000"/>
+        </w:rPr>
         <w:t>10. ______ the report been completed?   A. Has   B. Is   C. Did</w:t>
       </w:r>
     </w:p>
     <w:p>
       <w:pPr>
         <w:pStyle w:val="Heading1"/>
+        <w:spacing w:before="240"/>
       </w:pPr>
       <w:r>
         <w:t>PHẦN 2. CHỌN DẠNG ĐÚNG CỦA BE (10 điểm)</w:t>
       </w:r>
     </w:p>
     <w:p>
-      <w:r>
+      <w:pPr>
+        <w:keepNext/>
+        <w:spacing w:before="120" w:after="60"/>
+        <w:rPr>
+          <w:color w:val="000000"/>
+        </w:rPr>
+      </w:pPr>
+      <w:r>
+        <w:rPr>
+          <w:color w:val="000000"/>
+        </w:rPr>
         <w:t>1. The room ______ cleaned every morning.</w:t>
       </w:r>
     </w:p>
     <w:p>
-      <w:r>
+      <w:pPr>
+        <w:keepNext/>
+        <w:spacing w:before="120" w:after="60"/>
+        <w:rPr>
+          <w:color w:val="000000"/>
+        </w:rPr>
+      </w:pPr>
+      <w:r>
+        <w:rPr>
+          <w:color w:val="000000"/>
+        </w:rPr>
         <w:t>2. The cars ______ washed now. (being)</w:t>
       </w:r>
     </w:p>
     <w:p>
-      <w:r>
+      <w:pPr>
+        <w:keepNext/>
+        <w:spacing w:before="120" w:after="60"/>
+        <w:rPr>
+          <w:color w:val="000000"/>
+        </w:rPr>
+      </w:pPr>
+      <w:r>
+        <w:rPr>
+          <w:color w:val="000000"/>
+        </w:rPr>
         <w:t>3. The letter ______ written yesterday.</w:t>
       </w:r>
     </w:p>
     <w:p>
-      <w:r>
+      <w:pPr>
+        <w:keepNext/>
+        <w:spacing w:before="120" w:after="60"/>
+        <w:rPr>
+          <w:color w:val="000000"/>
+        </w:rPr>
+      </w:pPr>
+      <w:r>
+        <w:rPr>
+          <w:color w:val="000000"/>
+        </w:rPr>
         <w:t>4. The roads ______ repaired when it started raining. (being)</w:t>
       </w:r>
     </w:p>
     <w:p>
-      <w:r>
+      <w:pPr>
+        <w:keepNext/>
+        <w:spacing w:before="120" w:after="60"/>
+        <w:rPr>
+          <w:color w:val="000000"/>
+        </w:rPr>
+      </w:pPr>
+      <w:r>
+        <w:rPr>
+          <w:color w:val="000000"/>
+        </w:rPr>
         <w:t>5. The results ______ be announced tomorrow.</w:t>
       </w:r>
     </w:p>
     <w:p>
-      <w:r>
+      <w:pPr>
+        <w:keepNext/>
+        <w:spacing w:before="120" w:after="60"/>
+        <w:rPr>
+          <w:color w:val="000000"/>
+        </w:rPr>
+      </w:pPr>
+      <w:r>
+        <w:rPr>
+          <w:color w:val="000000"/>
+        </w:rPr>
         <w:t>6. A hospital ______ going to be built here.</w:t>
       </w:r>
     </w:p>
     <w:p>
-      <w:r>
+      <w:pPr>
+        <w:keepNext/>
+        <w:spacing w:before="120" w:after="60"/>
+        <w:rPr>
+          <w:color w:val="000000"/>
+        </w:rPr>
+      </w:pPr>
+      <w:r>
+        <w:rPr>
+          <w:color w:val="000000"/>
+        </w:rPr>
         <w:t>7. The work ______ been completed.</w:t>
       </w:r>
     </w:p>
     <w:p>
-      <w:r>
+      <w:pPr>
+        <w:keepNext/>
+        <w:spacing w:before="120" w:after="60"/>
+        <w:rPr>
+          <w:color w:val="000000"/>
+        </w:rPr>
+      </w:pPr>
+      <w:r>
+        <w:rPr>
+          <w:color w:val="000000"/>
+        </w:rPr>
         <w:t>8. The emails ______ been sent.</w:t>
       </w:r>
     </w:p>
     <w:p>
-      <w:r>
+      <w:pPr>
+        <w:keepNext/>
+        <w:spacing w:before="120" w:after="60"/>
+        <w:rPr>
+          <w:color w:val="000000"/>
+        </w:rPr>
+      </w:pPr>
+      <w:r>
+        <w:rPr>
+          <w:color w:val="000000"/>
+        </w:rPr>
         <w:t>9. The windows ______ not broken in the storm. (past)</w:t>
       </w:r>
     </w:p>
     <w:p>
-      <w:r>
+      <w:pPr>
+        <w:keepNext/>
+        <w:spacing w:before="120" w:after="60"/>
+        <w:rPr>
+          <w:color w:val="000000"/>
+        </w:rPr>
+      </w:pPr>
+      <w:r>
+        <w:rPr>
+          <w:color w:val="000000"/>
+        </w:rPr>
         <w:t>10. ______ the package be delivered today?</w:t>
       </w:r>
     </w:p>
     <w:p>
       <w:pPr>
         <w:pStyle w:val="Heading1"/>
+        <w:spacing w:before="240"/>
       </w:pPr>
       <w:r>
         <w:t>PHẦN 3. CHIA ĐỘNG TỪ Ở DẠNG BỊ ĐỘNG (10 điểm)</w:t>
       </w:r>
     </w:p>
     <w:p>
-      <w:r>
+      <w:pPr>
+        <w:keepNext/>
+        <w:spacing w:before="120" w:after="60"/>
+        <w:rPr>
+          <w:color w:val="000000"/>
+        </w:rPr>
+      </w:pPr>
+      <w:r>
+        <w:rPr>
+          <w:color w:val="000000"/>
+        </w:rPr>
         <w:t>1. English ______ (speak) in many countries.</w:t>
       </w:r>
     </w:p>
     <w:p>
-      <w:r>
+      <w:pPr>
+        <w:keepNext/>
+        <w:spacing w:before="120" w:after="60"/>
+        <w:rPr>
+          <w:color w:val="000000"/>
+        </w:rPr>
+      </w:pPr>
+      <w:r>
+        <w:rPr>
+          <w:color w:val="000000"/>
+        </w:rPr>
         <w:t>2. The room ______ (clean) at the moment.</w:t>
       </w:r>
     </w:p>
     <w:p>
-      <w:r>
+      <w:pPr>
+        <w:keepNext/>
+        <w:spacing w:before="120" w:after="60"/>
+        <w:rPr>
+          <w:color w:val="000000"/>
+        </w:rPr>
+      </w:pPr>
+      <w:r>
+        <w:rPr>
+          <w:color w:val="000000"/>
+        </w:rPr>
         <w:t>3. This building ______ (build) in 1995.</w:t>
       </w:r>
     </w:p>
     <w:p>
-      <w:r>
+      <w:pPr>
+        <w:keepNext/>
+        <w:spacing w:before="120" w:after="60"/>
+        <w:rPr>
+          <w:color w:val="000000"/>
+        </w:rPr>
+      </w:pPr>
+      <w:r>
+        <w:rPr>
+          <w:color w:val="000000"/>
+        </w:rPr>
         <w:t>4. The car ______ (repair) when I arrived.</w:t>
       </w:r>
     </w:p>
     <w:p>
-      <w:r>
+      <w:pPr>
+        <w:keepNext/>
+        <w:spacing w:before="120" w:after="60"/>
+        <w:rPr>
+          <w:color w:val="000000"/>
+        </w:rPr>
+      </w:pPr>
+      <w:r>
+        <w:rPr>
+          <w:color w:val="000000"/>
+        </w:rPr>
         <w:t>5. The report ______ (finish) tomorrow.</w:t>
       </w:r>
     </w:p>
     <w:p>
-      <w:r>
+      <w:pPr>
+        <w:keepNext/>
+        <w:spacing w:before="120" w:after="60"/>
+        <w:rPr>
+          <w:color w:val="000000"/>
+        </w:rPr>
+      </w:pPr>
+      <w:r>
+        <w:rPr>
+          <w:color w:val="000000"/>
+        </w:rPr>
         <w:t>6. A party ______ (organize) next week. (going to)</w:t>
       </w:r>
     </w:p>
     <w:p>
-      <w:r>
+      <w:pPr>
+        <w:keepNext/>
+        <w:spacing w:before="120" w:after="60"/>
+        <w:rPr>
+          <w:color w:val="000000"/>
+        </w:rPr>
+      </w:pPr>
+      <w:r>
+        <w:rPr>
+          <w:color w:val="000000"/>
+        </w:rPr>
         <w:t>7. The food ______ already ______ (prepare).</w:t>
       </w:r>
     </w:p>
     <w:p>
-      <w:r>
+      <w:pPr>
+        <w:keepNext/>
+        <w:spacing w:before="120" w:after="60"/>
+        <w:rPr>
+          <w:color w:val="000000"/>
+        </w:rPr>
+      </w:pPr>
+      <w:r>
+        <w:rPr>
+          <w:color w:val="000000"/>
+        </w:rPr>
         <w:t>8. Three students ______ (choose) for the team. (present perfect)</w:t>
       </w:r>
     </w:p>
     <w:p>
-      <w:r>
+      <w:pPr>
+        <w:keepNext/>
+        <w:spacing w:before="120" w:after="60"/>
+        <w:rPr>
+          <w:color w:val="000000"/>
+        </w:rPr>
+      </w:pPr>
+      <w:r>
+        <w:rPr>
+          <w:color w:val="000000"/>
+        </w:rPr>
         <w:t>9. The road ______ not ______ (use) every day.</w:t>
       </w:r>
     </w:p>
     <w:p>
-      <w:r>
+      <w:pPr>
+        <w:keepNext/>
+        <w:spacing w:before="120" w:after="60"/>
+        <w:rPr>
+          <w:color w:val="000000"/>
+        </w:rPr>
+      </w:pPr>
+      <w:r>
+        <w:rPr>
+          <w:color w:val="000000"/>
+        </w:rPr>
         <w:t>10. ______ the invitations ______ (send) yet?</w:t>
       </w:r>
     </w:p>
     <w:p>
       <w:pPr>
         <w:pStyle w:val="Heading1"/>
+        <w:spacing w:before="240"/>
       </w:pPr>
       <w:r>
         <w:t>PHẦN 4. CHUYỂN SANG BỊ ĐỘNG – HIỆN TẠI (10 điểm)</w:t>
       </w:r>
     </w:p>
     <w:p>
-      <w:r>
+      <w:pPr>
+        <w:keepNext/>
+        <w:spacing w:before="120" w:after="60"/>
+        <w:rPr>
+          <w:color w:val="000000"/>
+        </w:rPr>
+      </w:pPr>
+      <w:r>
+        <w:rPr>
+          <w:color w:val="000000"/>
+        </w:rPr>
         <w:t>1. People speak English worldwide. → ______________________________</w:t>
       </w:r>
     </w:p>
     <w:p>
-      <w:r>
+      <w:pPr>
+        <w:keepNext/>
+        <w:spacing w:before="120" w:after="60"/>
+        <w:rPr>
+          <w:color w:val="000000"/>
+        </w:rPr>
+      </w:pPr>
+      <w:r>
+        <w:rPr>
+          <w:color w:val="000000"/>
+        </w:rPr>
         <w:t>2. They clean the office every day. → ______________________________</w:t>
       </w:r>
     </w:p>
     <w:p>
-      <w:r>
+      <w:pPr>
+        <w:keepNext/>
+        <w:spacing w:before="120" w:after="60"/>
+        <w:rPr>
+          <w:color w:val="000000"/>
+        </w:rPr>
+      </w:pPr>
+      <w:r>
+        <w:rPr>
+          <w:color w:val="000000"/>
+        </w:rPr>
         <w:t>3. The chef cooks the meals. → ______________________________</w:t>
       </w:r>
     </w:p>
     <w:p>
-      <w:r>
+      <w:pPr>
+        <w:keepNext/>
+        <w:spacing w:before="120" w:after="60"/>
+        <w:rPr>
+          <w:color w:val="000000"/>
+        </w:rPr>
+      </w:pPr>
+      <w:r>
+        <w:rPr>
+          <w:color w:val="000000"/>
+        </w:rPr>
         <w:t>4. Workers are repairing the bridge. → ______________________________</w:t>
       </w:r>
     </w:p>
     <w:p>
-      <w:r>
+      <w:pPr>
+        <w:keepNext/>
+        <w:spacing w:before="120" w:after="60"/>
+        <w:rPr>
+          <w:color w:val="000000"/>
+        </w:rPr>
+      </w:pPr>
+      <w:r>
+        <w:rPr>
+          <w:color w:val="000000"/>
+        </w:rPr>
         <w:t>5. Lan is writing the report. → ______________________________</w:t>
       </w:r>
     </w:p>
     <w:p>
-      <w:r>
+      <w:pPr>
+        <w:keepNext/>
+        <w:spacing w:before="120" w:after="60"/>
+        <w:rPr>
+          <w:color w:val="000000"/>
+        </w:rPr>
+      </w:pPr>
+      <w:r>
+        <w:rPr>
+          <w:color w:val="000000"/>
+        </w:rPr>
         <w:t>6. They are building two houses. → ______________________________</w:t>
       </w:r>
     </w:p>
     <w:p>
-      <w:r>
+      <w:pPr>
+        <w:keepNext/>
+        <w:spacing w:before="120" w:after="60"/>
+        <w:rPr>
+          <w:color w:val="000000"/>
+        </w:rPr>
+      </w:pPr>
+      <w:r>
+        <w:rPr>
+          <w:color w:val="000000"/>
+        </w:rPr>
         <w:t>7. The shop sells fresh bread. → ______________________________</w:t>
       </w:r>
     </w:p>
     <w:p>
-      <w:r>
+      <w:pPr>
+        <w:keepNext/>
+        <w:spacing w:before="120" w:after="60"/>
+        <w:rPr>
+          <w:color w:val="000000"/>
+        </w:rPr>
+      </w:pPr>
+      <w:r>
+        <w:rPr>
+          <w:color w:val="000000"/>
+        </w:rPr>
         <w:t>8. Students use these computers. → ______________________________</w:t>
       </w:r>
     </w:p>
     <w:p>
-      <w:r>
+      <w:pPr>
+        <w:keepNext/>
+        <w:spacing w:before="120" w:after="60"/>
+        <w:rPr>
+          <w:color w:val="000000"/>
+        </w:rPr>
+      </w:pPr>
+      <w:r>
+        <w:rPr>
+          <w:color w:val="000000"/>
+        </w:rPr>
         <w:t>9. Someone is washing the car. → ______________________________</w:t>
       </w:r>
     </w:p>
     <w:p>
-      <w:r>
+      <w:pPr>
+        <w:keepNext/>
+        <w:spacing w:before="120" w:after="60"/>
+        <w:rPr>
+          <w:color w:val="000000"/>
+        </w:rPr>
+      </w:pPr>
+      <w:r>
+        <w:rPr>
+          <w:color w:val="000000"/>
+        </w:rPr>
         <w:t>10. The teacher is explaining the lesson. → ______________________________</w:t>
       </w:r>
     </w:p>
     <w:p>
       <w:pPr>
         <w:pStyle w:val="Heading1"/>
+        <w:spacing w:before="240"/>
       </w:pPr>
       <w:r>
         <w:t>PHẦN 5. CHUYỂN SANG BỊ ĐỘNG – QUÁ KHỨ (10 điểm)</w:t>
       </w:r>
     </w:p>
     <w:p>
-      <w:r>
+      <w:pPr>
+        <w:keepNext/>
+        <w:spacing w:before="120" w:after="60"/>
+        <w:rPr>
+          <w:color w:val="000000"/>
+        </w:rPr>
+      </w:pPr>
+      <w:r>
+        <w:rPr>
+          <w:color w:val="000000"/>
+        </w:rPr>
         <w:t>1. They built this house in 2005. → ______________________________</w:t>
       </w:r>
     </w:p>
     <w:p>
-      <w:r>
+      <w:pPr>
+        <w:keepNext/>
+        <w:spacing w:before="120" w:after="60"/>
+        <w:rPr>
+          <w:color w:val="000000"/>
+        </w:rPr>
+      </w:pPr>
+      <w:r>
+        <w:rPr>
+          <w:color w:val="000000"/>
+        </w:rPr>
         <w:t>2. Lan wrote the email. → ______________________________</w:t>
       </w:r>
     </w:p>
     <w:p>
-      <w:r>
+      <w:pPr>
+        <w:keepNext/>
+        <w:spacing w:before="120" w:after="60"/>
+        <w:rPr>
+          <w:color w:val="000000"/>
+        </w:rPr>
+      </w:pPr>
+      <w:r>
+        <w:rPr>
+          <w:color w:val="000000"/>
+        </w:rPr>
         <w:t>3. The storm damaged many trees. → ______________________________</w:t>
       </w:r>
     </w:p>
     <w:p>
-      <w:r>
+      <w:pPr>
+        <w:keepNext/>
+        <w:spacing w:before="120" w:after="60"/>
+        <w:rPr>
+          <w:color w:val="000000"/>
+        </w:rPr>
+      </w:pPr>
+      <w:r>
+        <w:rPr>
+          <w:color w:val="000000"/>
+        </w:rPr>
         <w:t>4. Workers were painting the walls. → ______________________________</w:t>
       </w:r>
     </w:p>
     <w:p>
-      <w:r>
+      <w:pPr>
+        <w:keepNext/>
+        <w:spacing w:before="120" w:after="60"/>
+        <w:rPr>
+          <w:color w:val="000000"/>
+        </w:rPr>
+      </w:pPr>
+      <w:r>
+        <w:rPr>
+          <w:color w:val="000000"/>
+        </w:rPr>
         <w:t>5. Someone was following me. → ______________________________</w:t>
       </w:r>
     </w:p>
     <w:p>
-      <w:r>
+      <w:pPr>
+        <w:keepNext/>
+        <w:spacing w:before="120" w:after="60"/>
+        <w:rPr>
+          <w:color w:val="000000"/>
+        </w:rPr>
+      </w:pPr>
+      <w:r>
+        <w:rPr>
+          <w:color w:val="000000"/>
+        </w:rPr>
         <w:t>6. The police arrested the thief. → ______________________________</w:t>
       </w:r>
     </w:p>
     <w:p>
-      <w:r>
+      <w:pPr>
+        <w:keepNext/>
+        <w:spacing w:before="120" w:after="60"/>
+        <w:rPr>
+          <w:color w:val="000000"/>
+        </w:rPr>
+      </w:pPr>
+      <w:r>
+        <w:rPr>
+          <w:color w:val="000000"/>
+        </w:rPr>
         <w:t>7. My mother made the cake. → ______________________________</w:t>
       </w:r>
     </w:p>
     <w:p>
-      <w:r>
+      <w:pPr>
+        <w:keepNext/>
+        <w:spacing w:before="120" w:after="60"/>
+        <w:rPr>
+          <w:color w:val="000000"/>
+        </w:rPr>
+      </w:pPr>
+      <w:r>
+        <w:rPr>
+          <w:color w:val="000000"/>
+        </w:rPr>
         <w:t>8. They were repairing the road. → ______________________________</w:t>
       </w:r>
     </w:p>
     <w:p>
-      <w:r>
+      <w:pPr>
+        <w:keepNext/>
+        <w:spacing w:before="120" w:after="60"/>
+        <w:rPr>
+          <w:color w:val="000000"/>
+        </w:rPr>
+      </w:pPr>
+      <w:r>
+        <w:rPr>
+          <w:color w:val="000000"/>
+        </w:rPr>
         <w:t>9. The teacher invited us. → ______________________________</w:t>
       </w:r>
     </w:p>
     <w:p>
-      <w:r>
+      <w:pPr>
+        <w:keepNext/>
+        <w:spacing w:before="120" w:after="60"/>
+        <w:rPr>
+          <w:color w:val="000000"/>
+        </w:rPr>
+      </w:pPr>
+      <w:r>
+        <w:rPr>
+          <w:color w:val="000000"/>
+        </w:rPr>
         <w:t>10. Someone stole my phone. → ______________________________</w:t>
       </w:r>
     </w:p>
     <w:p>
       <w:pPr>
         <w:pStyle w:val="Heading1"/>
+        <w:spacing w:before="240"/>
       </w:pPr>
       <w:r>
         <w:t>PHẦN 6. CHUYỂN SANG BỊ ĐỘNG – TƯƠNG LAI (10 điểm)</w:t>
       </w:r>
     </w:p>
     <w:p>
-      <w:r>
+      <w:pPr>
+        <w:keepNext/>
+        <w:spacing w:before="120" w:after="60"/>
+        <w:rPr>
+          <w:color w:val="000000"/>
+        </w:rPr>
+      </w:pPr>
+      <w:r>
+        <w:rPr>
+          <w:color w:val="000000"/>
+        </w:rPr>
         <w:t>1. They will deliver the package tomorrow. → ______________________________</w:t>
       </w:r>
     </w:p>
     <w:p>
-      <w:r>
+      <w:pPr>
+        <w:keepNext/>
+        <w:spacing w:before="120" w:after="60"/>
+        <w:rPr>
+          <w:color w:val="000000"/>
+        </w:rPr>
+      </w:pPr>
+      <w:r>
+        <w:rPr>
+          <w:color w:val="000000"/>
+        </w:rPr>
         <w:t>2. The company will announce the results. → ______________________________</w:t>
       </w:r>
     </w:p>
     <w:p>
-      <w:r>
+      <w:pPr>
+        <w:keepNext/>
+        <w:spacing w:before="120" w:after="60"/>
+        <w:rPr>
+          <w:color w:val="000000"/>
+        </w:rPr>
+      </w:pPr>
+      <w:r>
+        <w:rPr>
+          <w:color w:val="000000"/>
+        </w:rPr>
         <w:t>3. Lan will finish the report. → ______________________________</w:t>
       </w:r>
     </w:p>
     <w:p>
-      <w:r>
+      <w:pPr>
+        <w:keepNext/>
+        <w:spacing w:before="120" w:after="60"/>
+        <w:rPr>
+          <w:color w:val="000000"/>
+        </w:rPr>
+      </w:pPr>
+      <w:r>
+        <w:rPr>
+          <w:color w:val="000000"/>
+        </w:rPr>
         <w:t>4. They will invite all students. → ______________________________</w:t>
       </w:r>
     </w:p>
     <w:p>
-      <w:r>
+      <w:pPr>
+        <w:keepNext/>
+        <w:spacing w:before="120" w:after="60"/>
+        <w:rPr>
+          <w:color w:val="000000"/>
+        </w:rPr>
+      </w:pPr>
+      <w:r>
+        <w:rPr>
+          <w:color w:val="000000"/>
+        </w:rPr>
         <w:t>5. Workers will repair the road. → ______________________________</w:t>
       </w:r>
     </w:p>
     <w:p>
-      <w:r>
+      <w:pPr>
+        <w:keepNext/>
+        <w:spacing w:before="120" w:after="60"/>
+        <w:rPr>
+          <w:color w:val="000000"/>
+        </w:rPr>
+      </w:pPr>
+      <w:r>
+        <w:rPr>
+          <w:color w:val="000000"/>
+        </w:rPr>
         <w:t>6. They are going to build a school. → ______________________________</w:t>
       </w:r>
     </w:p>
     <w:p>
-      <w:r>
+      <w:pPr>
+        <w:keepNext/>
+        <w:spacing w:before="120" w:after="60"/>
+        <w:rPr>
+          <w:color w:val="000000"/>
+        </w:rPr>
+      </w:pPr>
+      <w:r>
+        <w:rPr>
+          <w:color w:val="000000"/>
+        </w:rPr>
         <w:t>7. She is going to organize the meeting. → ______________________________</w:t>
       </w:r>
     </w:p>
     <w:p>
-      <w:r>
+      <w:pPr>
+        <w:keepNext/>
+        <w:spacing w:before="120" w:after="60"/>
+        <w:rPr>
+          <w:color w:val="000000"/>
+        </w:rPr>
+      </w:pPr>
+      <w:r>
+        <w:rPr>
+          <w:color w:val="000000"/>
+        </w:rPr>
         <w:t>8. The shop is going to launch a new product. → ______________________________</w:t>
       </w:r>
     </w:p>
     <w:p>
-      <w:r>
+      <w:pPr>
+        <w:keepNext/>
+        <w:spacing w:before="120" w:after="60"/>
+        <w:rPr>
+          <w:color w:val="000000"/>
+        </w:rPr>
+      </w:pPr>
+      <w:r>
+        <w:rPr>
+          <w:color w:val="000000"/>
+        </w:rPr>
         <w:t>9. They will not cancel the event. → ______________________________</w:t>
       </w:r>
     </w:p>
     <w:p>
-      <w:r>
+      <w:pPr>
+        <w:keepNext/>
+        <w:spacing w:before="120" w:after="60"/>
+        <w:rPr>
+          <w:color w:val="000000"/>
+        </w:rPr>
+      </w:pPr>
+      <w:r>
+        <w:rPr>
+          <w:color w:val="000000"/>
+        </w:rPr>
         <w:t>10. Will the chef prepare dinner? → ______________________________</w:t>
       </w:r>
     </w:p>
     <w:p>
       <w:pPr>
         <w:pStyle w:val="Heading1"/>
+        <w:spacing w:before="240"/>
       </w:pPr>
       <w:r>
         <w:t>PHẦN 7. CHUYỂN SANG BỊ ĐỘNG – HIỆN TẠI HOÀN THÀNH (10 điểm)</w:t>
       </w:r>
     </w:p>
     <w:p>
-      <w:r>
+      <w:pPr>
+        <w:keepNext/>
+        <w:spacing w:before="120" w:after="60"/>
+        <w:rPr>
+          <w:color w:val="000000"/>
+        </w:rPr>
+      </w:pPr>
+      <w:r>
+        <w:rPr>
+          <w:color w:val="000000"/>
+        </w:rPr>
         <w:t>1. They have completed the work. → ______________________________</w:t>
       </w:r>
     </w:p>
     <w:p>
-      <w:r>
+      <w:pPr>
+        <w:keepNext/>
+        <w:spacing w:before="120" w:after="60"/>
+        <w:rPr>
+          <w:color w:val="000000"/>
+        </w:rPr>
+      </w:pPr>
+      <w:r>
+        <w:rPr>
+          <w:color w:val="000000"/>
+        </w:rPr>
         <w:t>2. Lan has sent the email. → ______________________________</w:t>
       </w:r>
     </w:p>
     <w:p>
-      <w:r>
+      <w:pPr>
+        <w:keepNext/>
+        <w:spacing w:before="120" w:after="60"/>
+        <w:rPr>
+          <w:color w:val="000000"/>
+        </w:rPr>
+      </w:pPr>
+      <w:r>
+        <w:rPr>
+          <w:color w:val="000000"/>
+        </w:rPr>
         <w:t>3. The police have arrested two men. → ______________________________</w:t>
       </w:r>
     </w:p>
     <w:p>
-      <w:r>
+      <w:pPr>
+        <w:keepNext/>
+        <w:spacing w:before="120" w:after="60"/>
+        <w:rPr>
+          <w:color w:val="000000"/>
+        </w:rPr>
+      </w:pPr>
+      <w:r>
+        <w:rPr>
+          <w:color w:val="000000"/>
+        </w:rPr>
         <w:t>4. Someone has broken the window. → ______________________________</w:t>
       </w:r>
     </w:p>
     <w:p>
-      <w:r>
+      <w:pPr>
+        <w:keepNext/>
+        <w:spacing w:before="120" w:after="60"/>
+        <w:rPr>
+          <w:color w:val="000000"/>
+        </w:rPr>
+      </w:pPr>
+      <w:r>
+        <w:rPr>
+          <w:color w:val="000000"/>
+        </w:rPr>
         <w:t>5. They have not announced the results. → ______________________________</w:t>
       </w:r>
     </w:p>
     <w:p>
-      <w:r>
+      <w:pPr>
+        <w:keepNext/>
+        <w:spacing w:before="120" w:after="60"/>
+        <w:rPr>
+          <w:color w:val="000000"/>
+        </w:rPr>
+      </w:pPr>
+      <w:r>
+        <w:rPr>
+          <w:color w:val="000000"/>
+        </w:rPr>
         <w:t>6. The company has produced 1,000 cars. → ______________________________</w:t>
       </w:r>
     </w:p>
     <w:p>
-      <w:r>
+      <w:pPr>
+        <w:keepNext/>
+        <w:spacing w:before="120" w:after="60"/>
+        <w:rPr>
+          <w:color w:val="000000"/>
+        </w:rPr>
+      </w:pPr>
+      <w:r>
+        <w:rPr>
+          <w:color w:val="000000"/>
+        </w:rPr>
         <w:t>7. We have invited all the guests. → ______________________________</w:t>
       </w:r>
     </w:p>
     <w:p>
-      <w:r>
+      <w:pPr>
+        <w:keepNext/>
+        <w:spacing w:before="120" w:after="60"/>
+        <w:rPr>
+          <w:color w:val="000000"/>
+        </w:rPr>
+      </w:pPr>
+      <w:r>
+        <w:rPr>
+          <w:color w:val="000000"/>
+        </w:rPr>
         <w:t>8. She has cleaned the rooms. → ______________________________</w:t>
       </w:r>
     </w:p>
     <w:p>
-      <w:r>
+      <w:pPr>
+        <w:keepNext/>
+        <w:spacing w:before="120" w:after="60"/>
+        <w:rPr>
+          <w:color w:val="000000"/>
+        </w:rPr>
+      </w:pPr>
+      <w:r>
+        <w:rPr>
+          <w:color w:val="000000"/>
+        </w:rPr>
         <w:t>9. Has Nam finished the report? → ______________________________</w:t>
       </w:r>
     </w:p>
     <w:p>
-      <w:r>
+      <w:pPr>
+        <w:keepNext/>
+        <w:spacing w:before="120" w:after="60"/>
+        <w:rPr>
+          <w:color w:val="000000"/>
+        </w:rPr>
+      </w:pPr>
+      <w:r>
+        <w:rPr>
+          <w:color w:val="000000"/>
+        </w:rPr>
         <w:t>10. Have they delivered the package? → ______________________________</w:t>
       </w:r>
     </w:p>
     <w:p>
       <w:pPr>
         <w:pStyle w:val="Heading1"/>
+        <w:spacing w:before="240"/>
       </w:pPr>
       <w:r>
         <w:t>PHẦN 8. SỬA LỖI SAI (10 điểm)</w:t>
       </w:r>
     </w:p>
     <w:p>
-      <w:r>
+      <w:pPr>
+        <w:keepNext/>
+        <w:spacing w:before="120" w:after="60"/>
+        <w:rPr>
+          <w:color w:val="000000"/>
+        </w:rPr>
+      </w:pPr>
+      <w:r>
+        <w:rPr>
+          <w:color w:val="000000"/>
+        </w:rPr>
         <w:t>1. The rooms is cleaned every day. → ______________________________</w:t>
       </w:r>
     </w:p>
     <w:p>
-      <w:r>
+      <w:pPr>
+        <w:keepNext/>
+        <w:spacing w:before="120" w:after="60"/>
+        <w:rPr>
+          <w:color w:val="000000"/>
+        </w:rPr>
+      </w:pPr>
+      <w:r>
+        <w:rPr>
+          <w:color w:val="000000"/>
+        </w:rPr>
         <w:t>2. The road is repairing now. → ______________________________</w:t>
       </w:r>
     </w:p>
     <w:p>
-      <w:r>
+      <w:pPr>
+        <w:keepNext/>
+        <w:spacing w:before="120" w:after="60"/>
+        <w:rPr>
+          <w:color w:val="000000"/>
+        </w:rPr>
+      </w:pPr>
+      <w:r>
+        <w:rPr>
+          <w:color w:val="000000"/>
+        </w:rPr>
         <w:t>3. The bridge was build in 2010. → ______________________________</w:t>
       </w:r>
     </w:p>
     <w:p>
-      <w:r>
+      <w:pPr>
+        <w:keepNext/>
+        <w:spacing w:before="120" w:after="60"/>
+        <w:rPr>
+          <w:color w:val="000000"/>
+        </w:rPr>
+      </w:pPr>
+      <w:r>
+        <w:rPr>
+          <w:color w:val="000000"/>
+        </w:rPr>
         <w:t>4. The house was being paint. → ______________________________</w:t>
       </w:r>
     </w:p>
     <w:p>
-      <w:r>
+      <w:pPr>
+        <w:keepNext/>
+        <w:spacing w:before="120" w:after="60"/>
+        <w:rPr>
+          <w:color w:val="000000"/>
+        </w:rPr>
+      </w:pPr>
+      <w:r>
+        <w:rPr>
+          <w:color w:val="000000"/>
+        </w:rPr>
         <w:t>5. The package will delivered tomorrow. → ______________________________</w:t>
       </w:r>
     </w:p>
     <w:p>
-      <w:r>
+      <w:pPr>
+        <w:keepNext/>
+        <w:spacing w:before="120" w:after="60"/>
+        <w:rPr>
+          <w:color w:val="000000"/>
+        </w:rPr>
+      </w:pPr>
+      <w:r>
+        <w:rPr>
+          <w:color w:val="000000"/>
+        </w:rPr>
         <w:t>6. A school is going to built here. → ______________________________</w:t>
       </w:r>
     </w:p>
     <w:p>
-      <w:r>
+      <w:pPr>
+        <w:keepNext/>
+        <w:spacing w:before="120" w:after="60"/>
+        <w:rPr>
+          <w:color w:val="000000"/>
+        </w:rPr>
+      </w:pPr>
+      <w:r>
+        <w:rPr>
+          <w:color w:val="000000"/>
+        </w:rPr>
         <w:t>7. The work has finished. → ______________________________</w:t>
       </w:r>
     </w:p>
     <w:p>
-      <w:r>
+      <w:pPr>
+        <w:keepNext/>
+        <w:spacing w:before="120" w:after="60"/>
+        <w:rPr>
+          <w:color w:val="000000"/>
+        </w:rPr>
+      </w:pPr>
+      <w:r>
+        <w:rPr>
+          <w:color w:val="000000"/>
+        </w:rPr>
         <w:t>8. The emails has been sent. → ______________________________</w:t>
       </w:r>
     </w:p>
     <w:p>
-      <w:r>
+      <w:pPr>
+        <w:keepNext/>
+        <w:spacing w:before="120" w:after="60"/>
+        <w:rPr>
+          <w:color w:val="000000"/>
+        </w:rPr>
+      </w:pPr>
+      <w:r>
+        <w:rPr>
+          <w:color w:val="000000"/>
+        </w:rPr>
         <w:t>9. Has the report been complete? → ______________________________</w:t>
       </w:r>
     </w:p>
     <w:p>
-      <w:r>
+      <w:pPr>
+        <w:keepNext/>
+        <w:spacing w:before="120" w:after="60"/>
+        <w:rPr>
+          <w:color w:val="000000"/>
+        </w:rPr>
+      </w:pPr>
+      <w:r>
+        <w:rPr>
+          <w:color w:val="000000"/>
+        </w:rPr>
         <w:t>10. Were the car being repaired? → ______________________________</w:t>
       </w:r>
     </w:p>
     <w:p>
       <w:pPr>
         <w:pStyle w:val="Heading1"/>
+        <w:spacing w:before="240"/>
       </w:pPr>
       <w:r>
         <w:t>PHẦN 9. ĐỌC HIỂU (10 điểm)</w:t>
       </w:r>
     </w:p>
     <w:p>
-      <w:r>
+      <w:pPr>
+        <w:rPr>
+          <w:color w:val="000000"/>
+        </w:rPr>
+      </w:pPr>
+      <w:r>
+        <w:rPr>
+          <w:color w:val="000000"/>
+        </w:rPr>
         <w:t>Đọc đoạn văn:</w:t>
       </w:r>
     </w:p>
     <w:p>
-      <w:r>
+      <w:pPr>
+        <w:rPr>
+          <w:color w:val="000000"/>
+        </w:rPr>
+      </w:pPr>
+      <w:r>
+        <w:rPr>
+          <w:color w:val="000000"/>
+        </w:rPr>
         <w:t>The City Museum is visited by thousands of people every year. At the moment, the main hall is being renovated, so some paintings are being displayed in another room. The museum was built in 1920 and was expanded in 1985. Several new exhibits have been added this year. A modern café will be opened next month, and a children's area is going to be created beside it. All work has been carefully planned by the museum team.</w:t>
       </w:r>
     </w:p>
     <w:p>
-      <w:r>
+      <w:pPr>
+        <w:rPr>
+          <w:color w:val="000000"/>
+        </w:rPr>
+      </w:pPr>
+      <w:r>
+        <w:rPr>
+          <w:color w:val="000000"/>
+        </w:rPr>
         <w:t>Trả lời câu hỏi:</w:t>
       </w:r>
     </w:p>
     <w:p>
-      <w:r>
+      <w:pPr>
+        <w:keepNext/>
+        <w:spacing w:before="120" w:after="60"/>
+        <w:rPr>
+          <w:color w:val="000000"/>
+        </w:rPr>
+      </w:pPr>
+      <w:r>
+        <w:rPr>
+          <w:color w:val="000000"/>
+        </w:rPr>
         <w:t>1. How often is the museum visited?</w:t>
       </w:r>
     </w:p>
     <w:p>
-      <w:r>
+      <w:pPr>
+        <w:keepNext/>
+        <w:spacing w:before="120" w:after="60"/>
+        <w:rPr>
+          <w:color w:val="000000"/>
+        </w:rPr>
+      </w:pPr>
+      <w:r>
+        <w:rPr>
+          <w:color w:val="000000"/>
+        </w:rPr>
         <w:t>2. What is being renovated?</w:t>
       </w:r>
     </w:p>
     <w:p>
-      <w:r>
+      <w:pPr>
+        <w:keepNext/>
+        <w:spacing w:before="120" w:after="60"/>
+        <w:rPr>
+          <w:color w:val="000000"/>
+        </w:rPr>
+      </w:pPr>
+      <w:r>
+        <w:rPr>
+          <w:color w:val="000000"/>
+        </w:rPr>
         <w:t>3. Where are some paintings being displayed?</w:t>
       </w:r>
     </w:p>
     <w:p>
-      <w:r>
+      <w:pPr>
+        <w:keepNext/>
+        <w:spacing w:before="120" w:after="60"/>
+        <w:rPr>
+          <w:color w:val="000000"/>
+        </w:rPr>
+      </w:pPr>
+      <w:r>
+        <w:rPr>
+          <w:color w:val="000000"/>
+        </w:rPr>
         <w:t>4. When was the museum built?</w:t>
       </w:r>
     </w:p>
     <w:p>
-      <w:r>
+      <w:pPr>
+        <w:keepNext/>
+        <w:spacing w:before="120" w:after="60"/>
+        <w:rPr>
+          <w:color w:val="000000"/>
+        </w:rPr>
+      </w:pPr>
+      <w:r>
+        <w:rPr>
+          <w:color w:val="000000"/>
+        </w:rPr>
         <w:t>5. When was it expanded?</w:t>
       </w:r>
     </w:p>
     <w:p>
-      <w:r>
+      <w:pPr>
+        <w:keepNext/>
+        <w:spacing w:before="120" w:after="60"/>
+        <w:rPr>
+          <w:color w:val="000000"/>
+        </w:rPr>
+      </w:pPr>
+      <w:r>
+        <w:rPr>
+          <w:color w:val="000000"/>
+        </w:rPr>
         <w:t>6. What has been added this year?</w:t>
       </w:r>
     </w:p>
     <w:p>
-      <w:r>
+      <w:pPr>
+        <w:keepNext/>
+        <w:spacing w:before="120" w:after="60"/>
+        <w:rPr>
+          <w:color w:val="000000"/>
+        </w:rPr>
+      </w:pPr>
+      <w:r>
+        <w:rPr>
+          <w:color w:val="000000"/>
+        </w:rPr>
         <w:t>7. What will be opened next month?</w:t>
       </w:r>
     </w:p>
     <w:p>
-      <w:r>
+      <w:pPr>
+        <w:keepNext/>
+        <w:spacing w:before="120" w:after="60"/>
+        <w:rPr>
+          <w:color w:val="000000"/>
+        </w:rPr>
+      </w:pPr>
+      <w:r>
+        <w:rPr>
+          <w:color w:val="000000"/>
+        </w:rPr>
         <w:t>8. What is going to be created?</w:t>
       </w:r>
     </w:p>
     <w:p>
-      <w:r>
+      <w:pPr>
+        <w:keepNext/>
+        <w:spacing w:before="120" w:after="60"/>
+        <w:rPr>
+          <w:color w:val="000000"/>
+        </w:rPr>
+      </w:pPr>
+      <w:r>
+        <w:rPr>
+          <w:color w:val="000000"/>
+        </w:rPr>
         <w:t>9. Where will the children's area be?</w:t>
       </w:r>
     </w:p>
     <w:p>
-      <w:r>
+      <w:pPr>
+        <w:keepNext/>
+        <w:spacing w:before="120" w:after="60"/>
+        <w:rPr>
+          <w:color w:val="000000"/>
+        </w:rPr>
+      </w:pPr>
+      <w:r>
+        <w:rPr>
+          <w:color w:val="000000"/>
+        </w:rPr>
         <w:t>10. Who has planned the work?</w:t>
       </w:r>
     </w:p>
     <w:p>
       <w:pPr>
         <w:pStyle w:val="Heading1"/>
+        <w:spacing w:before="240"/>
       </w:pPr>
       <w:r>
         <w:t>PHẦN 10. XÁC ĐỊNH THÌ VÀ VIẾT CÂU ĐÚNG (10 điểm)</w:t>
       </w:r>
     </w:p>
     <w:p>
-      <w:r>
+      <w:pPr>
+        <w:keepNext/>
+        <w:spacing w:before="120" w:after="60"/>
+        <w:rPr>
+          <w:color w:val="000000"/>
+        </w:rPr>
+      </w:pPr>
+      <w:r>
+        <w:rPr>
+          <w:color w:val="000000"/>
+        </w:rPr>
         <w:t>1. room / clean / every day (hiện tại đơn) → ______________________________</w:t>
       </w:r>
     </w:p>
     <w:p>
-      <w:r>
+      <w:pPr>
+        <w:keepNext/>
+        <w:spacing w:before="120" w:after="60"/>
+        <w:rPr>
+          <w:color w:val="000000"/>
+        </w:rPr>
+      </w:pPr>
+      <w:r>
+        <w:rPr>
+          <w:color w:val="000000"/>
+        </w:rPr>
         <w:t>2. road / repair / now (hiện tại tiếp diễn) → ______________________________</w:t>
       </w:r>
     </w:p>
     <w:p>
-      <w:r>
+      <w:pPr>
+        <w:keepNext/>
+        <w:spacing w:before="120" w:after="60"/>
+        <w:rPr>
+          <w:color w:val="000000"/>
+        </w:rPr>
+      </w:pPr>
+      <w:r>
+        <w:rPr>
+          <w:color w:val="000000"/>
+        </w:rPr>
         <w:t>3. bridge / build / 2010 (quá khứ đơn) → ______________________________</w:t>
       </w:r>
     </w:p>
     <w:p>
-      <w:r>
+      <w:pPr>
+        <w:keepNext/>
+        <w:spacing w:before="120" w:after="60"/>
+        <w:rPr>
+          <w:color w:val="000000"/>
+        </w:rPr>
+      </w:pPr>
+      <w:r>
+        <w:rPr>
+          <w:color w:val="000000"/>
+        </w:rPr>
         <w:t>4. house / paint / when I arrived (quá khứ tiếp diễn) → ______________________________</w:t>
       </w:r>
     </w:p>
     <w:p>
-      <w:r>
+      <w:pPr>
+        <w:keepNext/>
+        <w:spacing w:before="120" w:after="60"/>
+        <w:rPr>
+          <w:color w:val="000000"/>
+        </w:rPr>
+      </w:pPr>
+      <w:r>
+        <w:rPr>
+          <w:color w:val="000000"/>
+        </w:rPr>
         <w:t>5. package / deliver / tomorrow (tương lai đơn) → ______________________________</w:t>
       </w:r>
     </w:p>
     <w:p>
-      <w:r>
+      <w:pPr>
+        <w:keepNext/>
+        <w:spacing w:before="120" w:after="60"/>
+        <w:rPr>
+          <w:color w:val="000000"/>
+        </w:rPr>
+      </w:pPr>
+      <w:r>
+        <w:rPr>
+          <w:color w:val="000000"/>
+        </w:rPr>
         <w:t>6. school / build / next year (tương lai gần) → ______________________________</w:t>
       </w:r>
     </w:p>
     <w:p>
-      <w:r>
+      <w:pPr>
+        <w:keepNext/>
+        <w:spacing w:before="120" w:after="60"/>
+        <w:rPr>
+          <w:color w:val="000000"/>
+        </w:rPr>
+      </w:pPr>
+      <w:r>
+        <w:rPr>
+          <w:color w:val="000000"/>
+        </w:rPr>
         <w:t>7. work / finish / already (hiện tại hoàn thành) → ______________________________</w:t>
       </w:r>
     </w:p>
     <w:p>
-      <w:r>
+      <w:pPr>
+        <w:keepNext/>
+        <w:spacing w:before="120" w:after="60"/>
+        <w:rPr>
+          <w:color w:val="000000"/>
+        </w:rPr>
+      </w:pPr>
+      <w:r>
+        <w:rPr>
+          <w:color w:val="000000"/>
+        </w:rPr>
         <w:t>8. emails / send / yet / ? (hiện tại hoàn thành) → ______________________________</w:t>
       </w:r>
     </w:p>
     <w:p>
-      <w:r>
+      <w:pPr>
+        <w:keepNext/>
+        <w:spacing w:before="120" w:after="60"/>
+        <w:rPr>
+          <w:color w:val="000000"/>
+        </w:rPr>
+      </w:pPr>
+      <w:r>
+        <w:rPr>
+          <w:color w:val="000000"/>
+        </w:rPr>
         <w:t>9. results / not announce / tomorrow (tương lai đơn) → ______________________________</w:t>
       </w:r>
     </w:p>
     <w:p>
-      <w:r>
+      <w:pPr>
+        <w:keepNext/>
+        <w:spacing w:before="120" w:after="60"/>
+        <w:rPr>
+          <w:color w:val="000000"/>
+        </w:rPr>
+      </w:pPr>
+      <w:r>
+        <w:rPr>
+          <w:color w:val="000000"/>
+        </w:rPr>
         <w:t>10. cars / wash / now (hiện tại tiếp diễn) → ______________________________</w:t>
       </w:r>
     </w:p>
     <w:p>
       <w:pPr>
         <w:spacing w:after="160"/>
-      </w:pPr>
-      <w:r>
+        <w:rPr>
+          <w:color w:val="000000"/>
+        </w:rPr>
+      </w:pPr>
+      <w:r>
+        <w:rPr>
+          <w:color w:val="000000"/>
+        </w:rPr>
         <w:br w:type="page"/>
       </w:r>
     </w:p>
     <w:p>
       <w:pPr>
         <w:pStyle w:val="Title"/>
+        <w:keepNext/>
+        <w:pageBreakBefore/>
+        <w:spacing w:after="240"/>
         <w:jc w:val="center"/>
         <w:rPr>
           <w:rFonts w:ascii="Arial" w:hAnsi="Arial" w:cs="Arial"/>
           <w:b/>
+          <w:color w:val="000000"/>
           <w:sz w:val="32"/>
         </w:rPr>
       </w:pPr>
@@ -662,6 +1719,7 @@
         <w:rPr>
           <w:rFonts w:ascii="Arial" w:hAnsi="Arial" w:cs="Arial"/>
           <w:b/>
+          <w:color w:val="000000"/>
           <w:sz w:val="32"/>
         </w:rPr>
         <w:t>ĐÁP ÁN</w:t>
@@ -670,18 +1728,22 @@
     <w:p>
       <w:pPr>
         <w:pStyle w:val="Title"/>
+        <w:keepNext/>
+        <w:spacing w:after="240"/>
         <w:jc w:val="center"/>
         <w:rPr>
           <w:rFonts w:ascii="Arial" w:hAnsi="Arial" w:cs="Arial"/>
           <w:b/>
-          <w:sz w:val="36"/>
+          <w:color w:val="000000"/>
+          <w:sz w:val="30"/>
         </w:rPr>
       </w:pPr>
       <w:r>
         <w:rPr>
           <w:rFonts w:ascii="Arial" w:hAnsi="Arial" w:cs="Arial"/>
           <w:b/>
-          <w:sz w:val="36"/>
+          <w:color w:val="000000"/>
+          <w:sz w:val="30"/>
         </w:rPr>
         <w:t>BÀI TẬP NGÀY 46 – CÂU BỊ ĐỘNG THEO CÁC THÌ</w:t>
       </w:r>
@@ -689,584 +1751,1500 @@
     <w:p>
       <w:pPr>
         <w:pStyle w:val="Heading1"/>
+        <w:spacing w:before="0"/>
       </w:pPr>
       <w:r>
         <w:t>PHẦN 1</w:t>
       </w:r>
     </w:p>
     <w:p>
-      <w:r>
+      <w:pPr>
+        <w:spacing w:after="160"/>
+        <w:rPr>
+          <w:color w:val="000000"/>
+        </w:rPr>
+      </w:pPr>
+      <w:r>
+        <w:rPr>
+          <w:color w:val="000000"/>
+        </w:rPr>
         <w:t>1. A</w:t>
       </w:r>
     </w:p>
     <w:p>
-      <w:r>
+      <w:pPr>
+        <w:spacing w:after="160"/>
+        <w:rPr>
+          <w:color w:val="000000"/>
+        </w:rPr>
+      </w:pPr>
+      <w:r>
+        <w:rPr>
+          <w:color w:val="000000"/>
+        </w:rPr>
         <w:t>2. B</w:t>
       </w:r>
     </w:p>
     <w:p>
-      <w:r>
+      <w:pPr>
+        <w:spacing w:after="160"/>
+        <w:rPr>
+          <w:color w:val="000000"/>
+        </w:rPr>
+      </w:pPr>
+      <w:r>
+        <w:rPr>
+          <w:color w:val="000000"/>
+        </w:rPr>
         <w:t>3. A</w:t>
       </w:r>
     </w:p>
     <w:p>
-      <w:r>
+      <w:pPr>
+        <w:spacing w:after="160"/>
+        <w:rPr>
+          <w:color w:val="000000"/>
+        </w:rPr>
+      </w:pPr>
+      <w:r>
+        <w:rPr>
+          <w:color w:val="000000"/>
+        </w:rPr>
         <w:t>4. B</w:t>
       </w:r>
     </w:p>
     <w:p>
-      <w:r>
+      <w:pPr>
+        <w:spacing w:after="160"/>
+        <w:rPr>
+          <w:color w:val="000000"/>
+        </w:rPr>
+      </w:pPr>
+      <w:r>
+        <w:rPr>
+          <w:color w:val="000000"/>
+        </w:rPr>
         <w:t>5. B</w:t>
       </w:r>
     </w:p>
     <w:p>
-      <w:r>
+      <w:pPr>
+        <w:spacing w:after="160"/>
+        <w:rPr>
+          <w:color w:val="000000"/>
+        </w:rPr>
+      </w:pPr>
+      <w:r>
+        <w:rPr>
+          <w:color w:val="000000"/>
+        </w:rPr>
         <w:t>6. A</w:t>
       </w:r>
     </w:p>
     <w:p>
-      <w:r>
+      <w:pPr>
+        <w:spacing w:after="160"/>
+        <w:rPr>
+          <w:color w:val="000000"/>
+        </w:rPr>
+      </w:pPr>
+      <w:r>
+        <w:rPr>
+          <w:color w:val="000000"/>
+        </w:rPr>
         <w:t>7. B</w:t>
       </w:r>
     </w:p>
     <w:p>
-      <w:r>
+      <w:pPr>
+        <w:spacing w:after="160"/>
+        <w:rPr>
+          <w:color w:val="000000"/>
+        </w:rPr>
+      </w:pPr>
+      <w:r>
+        <w:rPr>
+          <w:color w:val="000000"/>
+        </w:rPr>
         <w:t>8. B</w:t>
       </w:r>
     </w:p>
     <w:p>
-      <w:r>
+      <w:pPr>
+        <w:spacing w:after="160"/>
+        <w:rPr>
+          <w:color w:val="000000"/>
+        </w:rPr>
+      </w:pPr>
+      <w:r>
+        <w:rPr>
+          <w:color w:val="000000"/>
+        </w:rPr>
         <w:t>9. B</w:t>
       </w:r>
     </w:p>
     <w:p>
-      <w:r>
+      <w:pPr>
+        <w:spacing w:after="160"/>
+        <w:rPr>
+          <w:color w:val="000000"/>
+        </w:rPr>
+      </w:pPr>
+      <w:r>
+        <w:rPr>
+          <w:color w:val="000000"/>
+        </w:rPr>
         <w:t>10. A</w:t>
       </w:r>
     </w:p>
     <w:p>
       <w:pPr>
         <w:pStyle w:val="Heading1"/>
+        <w:spacing w:before="240"/>
       </w:pPr>
       <w:r>
         <w:t>PHẦN 2</w:t>
       </w:r>
     </w:p>
     <w:p>
-      <w:r>
+      <w:pPr>
+        <w:spacing w:after="160"/>
+        <w:rPr>
+          <w:color w:val="000000"/>
+        </w:rPr>
+      </w:pPr>
+      <w:r>
+        <w:rPr>
+          <w:color w:val="000000"/>
+        </w:rPr>
         <w:t>1. is</w:t>
       </w:r>
     </w:p>
     <w:p>
-      <w:r>
+      <w:pPr>
+        <w:spacing w:after="160"/>
+        <w:rPr>
+          <w:color w:val="000000"/>
+        </w:rPr>
+      </w:pPr>
+      <w:r>
+        <w:rPr>
+          <w:color w:val="000000"/>
+        </w:rPr>
         <w:t>2. are being</w:t>
       </w:r>
     </w:p>
     <w:p>
-      <w:r>
+      <w:pPr>
+        <w:spacing w:after="160"/>
+        <w:rPr>
+          <w:color w:val="000000"/>
+        </w:rPr>
+      </w:pPr>
+      <w:r>
+        <w:rPr>
+          <w:color w:val="000000"/>
+        </w:rPr>
         <w:t>3. was</w:t>
       </w:r>
     </w:p>
     <w:p>
-      <w:r>
+      <w:pPr>
+        <w:spacing w:after="160"/>
+        <w:rPr>
+          <w:color w:val="000000"/>
+        </w:rPr>
+      </w:pPr>
+      <w:r>
+        <w:rPr>
+          <w:color w:val="000000"/>
+        </w:rPr>
         <w:t>4. were being</w:t>
       </w:r>
     </w:p>
     <w:p>
-      <w:r>
+      <w:pPr>
+        <w:spacing w:after="160"/>
+        <w:rPr>
+          <w:color w:val="000000"/>
+        </w:rPr>
+      </w:pPr>
+      <w:r>
+        <w:rPr>
+          <w:color w:val="000000"/>
+        </w:rPr>
         <w:t>5. will</w:t>
       </w:r>
     </w:p>
     <w:p>
-      <w:r>
+      <w:pPr>
+        <w:spacing w:after="160"/>
+        <w:rPr>
+          <w:color w:val="000000"/>
+        </w:rPr>
+      </w:pPr>
+      <w:r>
+        <w:rPr>
+          <w:color w:val="000000"/>
+        </w:rPr>
         <w:t>6. is</w:t>
       </w:r>
     </w:p>
     <w:p>
-      <w:r>
+      <w:pPr>
+        <w:spacing w:after="160"/>
+        <w:rPr>
+          <w:color w:val="000000"/>
+        </w:rPr>
+      </w:pPr>
+      <w:r>
+        <w:rPr>
+          <w:color w:val="000000"/>
+        </w:rPr>
         <w:t>7. has</w:t>
       </w:r>
     </w:p>
     <w:p>
-      <w:r>
+      <w:pPr>
+        <w:spacing w:after="160"/>
+        <w:rPr>
+          <w:color w:val="000000"/>
+        </w:rPr>
+      </w:pPr>
+      <w:r>
+        <w:rPr>
+          <w:color w:val="000000"/>
+        </w:rPr>
         <w:t>8. have</w:t>
       </w:r>
     </w:p>
     <w:p>
-      <w:r>
+      <w:pPr>
+        <w:spacing w:after="160"/>
+        <w:rPr>
+          <w:color w:val="000000"/>
+        </w:rPr>
+      </w:pPr>
+      <w:r>
+        <w:rPr>
+          <w:color w:val="000000"/>
+        </w:rPr>
         <w:t>9. were</w:t>
       </w:r>
     </w:p>
     <w:p>
-      <w:r>
+      <w:pPr>
+        <w:spacing w:after="160"/>
+        <w:rPr>
+          <w:color w:val="000000"/>
+        </w:rPr>
+      </w:pPr>
+      <w:r>
+        <w:rPr>
+          <w:color w:val="000000"/>
+        </w:rPr>
         <w:t>10. Will</w:t>
       </w:r>
     </w:p>
     <w:p>
       <w:pPr>
         <w:pStyle w:val="Heading1"/>
+        <w:spacing w:before="240"/>
       </w:pPr>
       <w:r>
         <w:t>PHẦN 3</w:t>
       </w:r>
     </w:p>
     <w:p>
-      <w:r>
+      <w:pPr>
+        <w:spacing w:after="160"/>
+        <w:rPr>
+          <w:color w:val="000000"/>
+        </w:rPr>
+      </w:pPr>
+      <w:r>
+        <w:rPr>
+          <w:color w:val="000000"/>
+        </w:rPr>
         <w:t>1. is spoken</w:t>
       </w:r>
     </w:p>
     <w:p>
-      <w:r>
+      <w:pPr>
+        <w:spacing w:after="160"/>
+        <w:rPr>
+          <w:color w:val="000000"/>
+        </w:rPr>
+      </w:pPr>
+      <w:r>
+        <w:rPr>
+          <w:color w:val="000000"/>
+        </w:rPr>
         <w:t>2. is being cleaned</w:t>
       </w:r>
     </w:p>
     <w:p>
-      <w:r>
+      <w:pPr>
+        <w:spacing w:after="160"/>
+        <w:rPr>
+          <w:color w:val="000000"/>
+        </w:rPr>
+      </w:pPr>
+      <w:r>
+        <w:rPr>
+          <w:color w:val="000000"/>
+        </w:rPr>
         <w:t>3. was built</w:t>
       </w:r>
     </w:p>
     <w:p>
-      <w:r>
+      <w:pPr>
+        <w:spacing w:after="160"/>
+        <w:rPr>
+          <w:color w:val="000000"/>
+        </w:rPr>
+      </w:pPr>
+      <w:r>
+        <w:rPr>
+          <w:color w:val="000000"/>
+        </w:rPr>
         <w:t>4. was being repaired</w:t>
       </w:r>
     </w:p>
     <w:p>
-      <w:r>
+      <w:pPr>
+        <w:spacing w:after="160"/>
+        <w:rPr>
+          <w:color w:val="000000"/>
+        </w:rPr>
+      </w:pPr>
+      <w:r>
+        <w:rPr>
+          <w:color w:val="000000"/>
+        </w:rPr>
         <w:t>5. will be finished</w:t>
       </w:r>
     </w:p>
     <w:p>
-      <w:r>
+      <w:pPr>
+        <w:spacing w:after="160"/>
+        <w:rPr>
+          <w:color w:val="000000"/>
+        </w:rPr>
+      </w:pPr>
+      <w:r>
+        <w:rPr>
+          <w:color w:val="000000"/>
+        </w:rPr>
         <w:t>6. is going to be organized</w:t>
       </w:r>
     </w:p>
     <w:p>
-      <w:r>
+      <w:pPr>
+        <w:spacing w:after="160"/>
+        <w:rPr>
+          <w:color w:val="000000"/>
+        </w:rPr>
+      </w:pPr>
+      <w:r>
+        <w:rPr>
+          <w:color w:val="000000"/>
+        </w:rPr>
         <w:t>7. has already been prepared</w:t>
       </w:r>
     </w:p>
     <w:p>
-      <w:r>
+      <w:pPr>
+        <w:spacing w:after="160"/>
+        <w:rPr>
+          <w:color w:val="000000"/>
+        </w:rPr>
+      </w:pPr>
+      <w:r>
+        <w:rPr>
+          <w:color w:val="000000"/>
+        </w:rPr>
         <w:t>8. have been chosen</w:t>
       </w:r>
     </w:p>
     <w:p>
-      <w:r>
+      <w:pPr>
+        <w:spacing w:after="160"/>
+        <w:rPr>
+          <w:color w:val="000000"/>
+        </w:rPr>
+      </w:pPr>
+      <w:r>
+        <w:rPr>
+          <w:color w:val="000000"/>
+        </w:rPr>
         <w:t>9. is not used</w:t>
       </w:r>
     </w:p>
     <w:p>
-      <w:r>
+      <w:pPr>
+        <w:spacing w:after="160"/>
+        <w:rPr>
+          <w:color w:val="000000"/>
+        </w:rPr>
+      </w:pPr>
+      <w:r>
+        <w:rPr>
+          <w:color w:val="000000"/>
+        </w:rPr>
         <w:t>10. Have / been sent</w:t>
       </w:r>
     </w:p>
     <w:p>
       <w:pPr>
         <w:pStyle w:val="Heading1"/>
+        <w:spacing w:before="240"/>
       </w:pPr>
       <w:r>
         <w:t>PHẦN 4</w:t>
       </w:r>
     </w:p>
     <w:p>
-      <w:r>
+      <w:pPr>
+        <w:spacing w:after="160"/>
+        <w:rPr>
+          <w:color w:val="000000"/>
+        </w:rPr>
+      </w:pPr>
+      <w:r>
+        <w:rPr>
+          <w:color w:val="000000"/>
+        </w:rPr>
         <w:t>1. English is spoken worldwide.</w:t>
       </w:r>
     </w:p>
     <w:p>
-      <w:r>
+      <w:pPr>
+        <w:spacing w:after="160"/>
+        <w:rPr>
+          <w:color w:val="000000"/>
+        </w:rPr>
+      </w:pPr>
+      <w:r>
+        <w:rPr>
+          <w:color w:val="000000"/>
+        </w:rPr>
         <w:t>2. The office is cleaned every day.</w:t>
       </w:r>
     </w:p>
     <w:p>
-      <w:r>
+      <w:pPr>
+        <w:spacing w:after="160"/>
+        <w:rPr>
+          <w:color w:val="000000"/>
+        </w:rPr>
+      </w:pPr>
+      <w:r>
+        <w:rPr>
+          <w:color w:val="000000"/>
+        </w:rPr>
         <w:t>3. The meals are cooked by the chef.</w:t>
       </w:r>
     </w:p>
     <w:p>
-      <w:r>
+      <w:pPr>
+        <w:spacing w:after="160"/>
+        <w:rPr>
+          <w:color w:val="000000"/>
+        </w:rPr>
+      </w:pPr>
+      <w:r>
+        <w:rPr>
+          <w:color w:val="000000"/>
+        </w:rPr>
         <w:t>4. The bridge is being repaired.</w:t>
       </w:r>
     </w:p>
     <w:p>
-      <w:r>
+      <w:pPr>
+        <w:spacing w:after="160"/>
+        <w:rPr>
+          <w:color w:val="000000"/>
+        </w:rPr>
+      </w:pPr>
+      <w:r>
+        <w:rPr>
+          <w:color w:val="000000"/>
+        </w:rPr>
         <w:t>5. The report is being written by Lan.</w:t>
       </w:r>
     </w:p>
     <w:p>
-      <w:r>
+      <w:pPr>
+        <w:spacing w:after="160"/>
+        <w:rPr>
+          <w:color w:val="000000"/>
+        </w:rPr>
+      </w:pPr>
+      <w:r>
+        <w:rPr>
+          <w:color w:val="000000"/>
+        </w:rPr>
         <w:t>6. Two houses are being built.</w:t>
       </w:r>
     </w:p>
     <w:p>
-      <w:r>
+      <w:pPr>
+        <w:spacing w:after="160"/>
+        <w:rPr>
+          <w:color w:val="000000"/>
+        </w:rPr>
+      </w:pPr>
+      <w:r>
+        <w:rPr>
+          <w:color w:val="000000"/>
+        </w:rPr>
         <w:t>7. Fresh bread is sold by the shop.</w:t>
       </w:r>
     </w:p>
     <w:p>
-      <w:r>
+      <w:pPr>
+        <w:spacing w:after="160"/>
+        <w:rPr>
+          <w:color w:val="000000"/>
+        </w:rPr>
+      </w:pPr>
+      <w:r>
+        <w:rPr>
+          <w:color w:val="000000"/>
+        </w:rPr>
         <w:t>8. These computers are used by students.</w:t>
       </w:r>
     </w:p>
     <w:p>
-      <w:r>
+      <w:pPr>
+        <w:spacing w:after="160"/>
+        <w:rPr>
+          <w:color w:val="000000"/>
+        </w:rPr>
+      </w:pPr>
+      <w:r>
+        <w:rPr>
+          <w:color w:val="000000"/>
+        </w:rPr>
         <w:t>9. The car is being washed.</w:t>
       </w:r>
     </w:p>
     <w:p>
-      <w:r>
+      <w:pPr>
+        <w:spacing w:after="160"/>
+        <w:rPr>
+          <w:color w:val="000000"/>
+        </w:rPr>
+      </w:pPr>
+      <w:r>
+        <w:rPr>
+          <w:color w:val="000000"/>
+        </w:rPr>
         <w:t>10. The lesson is being explained by the teacher.</w:t>
       </w:r>
     </w:p>
     <w:p>
       <w:pPr>
         <w:pStyle w:val="Heading1"/>
+        <w:spacing w:before="240"/>
       </w:pPr>
       <w:r>
         <w:t>PHẦN 5</w:t>
       </w:r>
     </w:p>
     <w:p>
-      <w:r>
+      <w:pPr>
+        <w:spacing w:after="160"/>
+        <w:rPr>
+          <w:color w:val="000000"/>
+        </w:rPr>
+      </w:pPr>
+      <w:r>
+        <w:rPr>
+          <w:color w:val="000000"/>
+        </w:rPr>
         <w:t>1. This house was built in 2005.</w:t>
       </w:r>
     </w:p>
     <w:p>
-      <w:r>
+      <w:pPr>
+        <w:spacing w:after="160"/>
+        <w:rPr>
+          <w:color w:val="000000"/>
+        </w:rPr>
+      </w:pPr>
+      <w:r>
+        <w:rPr>
+          <w:color w:val="000000"/>
+        </w:rPr>
         <w:t>2. The email was written by Lan.</w:t>
       </w:r>
     </w:p>
     <w:p>
-      <w:r>
+      <w:pPr>
+        <w:spacing w:after="160"/>
+        <w:rPr>
+          <w:color w:val="000000"/>
+        </w:rPr>
+      </w:pPr>
+      <w:r>
+        <w:rPr>
+          <w:color w:val="000000"/>
+        </w:rPr>
         <w:t>3. Many trees were damaged by the storm.</w:t>
       </w:r>
     </w:p>
     <w:p>
-      <w:r>
+      <w:pPr>
+        <w:spacing w:after="160"/>
+        <w:rPr>
+          <w:color w:val="000000"/>
+        </w:rPr>
+      </w:pPr>
+      <w:r>
+        <w:rPr>
+          <w:color w:val="000000"/>
+        </w:rPr>
         <w:t>4. The walls were being painted.</w:t>
       </w:r>
     </w:p>
     <w:p>
-      <w:r>
+      <w:pPr>
+        <w:spacing w:after="160"/>
+        <w:rPr>
+          <w:color w:val="000000"/>
+        </w:rPr>
+      </w:pPr>
+      <w:r>
+        <w:rPr>
+          <w:color w:val="000000"/>
+        </w:rPr>
         <w:t>5. I was being followed.</w:t>
       </w:r>
     </w:p>
     <w:p>
-      <w:r>
+      <w:pPr>
+        <w:spacing w:after="160"/>
+        <w:rPr>
+          <w:color w:val="000000"/>
+        </w:rPr>
+      </w:pPr>
+      <w:r>
+        <w:rPr>
+          <w:color w:val="000000"/>
+        </w:rPr>
         <w:t>6. The thief was arrested by the police.</w:t>
       </w:r>
     </w:p>
     <w:p>
-      <w:r>
+      <w:pPr>
+        <w:spacing w:after="160"/>
+        <w:rPr>
+          <w:color w:val="000000"/>
+        </w:rPr>
+      </w:pPr>
+      <w:r>
+        <w:rPr>
+          <w:color w:val="000000"/>
+        </w:rPr>
         <w:t>7. The cake was made by my mother.</w:t>
       </w:r>
     </w:p>
     <w:p>
-      <w:r>
+      <w:pPr>
+        <w:spacing w:after="160"/>
+        <w:rPr>
+          <w:color w:val="000000"/>
+        </w:rPr>
+      </w:pPr>
+      <w:r>
+        <w:rPr>
+          <w:color w:val="000000"/>
+        </w:rPr>
         <w:t>8. The road was being repaired.</w:t>
       </w:r>
     </w:p>
     <w:p>
-      <w:r>
+      <w:pPr>
+        <w:spacing w:after="160"/>
+        <w:rPr>
+          <w:color w:val="000000"/>
+        </w:rPr>
+      </w:pPr>
+      <w:r>
+        <w:rPr>
+          <w:color w:val="000000"/>
+        </w:rPr>
         <w:t>9. We were invited by the teacher.</w:t>
       </w:r>
     </w:p>
     <w:p>
-      <w:r>
+      <w:pPr>
+        <w:spacing w:after="160"/>
+        <w:rPr>
+          <w:color w:val="000000"/>
+        </w:rPr>
+      </w:pPr>
+      <w:r>
+        <w:rPr>
+          <w:color w:val="000000"/>
+        </w:rPr>
         <w:t>10. My phone was stolen.</w:t>
       </w:r>
     </w:p>
     <w:p>
       <w:pPr>
         <w:pStyle w:val="Heading1"/>
+        <w:spacing w:before="240"/>
       </w:pPr>
       <w:r>
         <w:t>PHẦN 6</w:t>
       </w:r>
     </w:p>
     <w:p>
-      <w:r>
+      <w:pPr>
+        <w:spacing w:after="160"/>
+        <w:rPr>
+          <w:color w:val="000000"/>
+        </w:rPr>
+      </w:pPr>
+      <w:r>
+        <w:rPr>
+          <w:color w:val="000000"/>
+        </w:rPr>
         <w:t>1. The package will be delivered tomorrow.</w:t>
       </w:r>
     </w:p>
     <w:p>
-      <w:r>
+      <w:pPr>
+        <w:spacing w:after="160"/>
+        <w:rPr>
+          <w:color w:val="000000"/>
+        </w:rPr>
+      </w:pPr>
+      <w:r>
+        <w:rPr>
+          <w:color w:val="000000"/>
+        </w:rPr>
         <w:t>2. The results will be announced by the company.</w:t>
       </w:r>
     </w:p>
     <w:p>
-      <w:r>
+      <w:pPr>
+        <w:spacing w:after="160"/>
+        <w:rPr>
+          <w:color w:val="000000"/>
+        </w:rPr>
+      </w:pPr>
+      <w:r>
+        <w:rPr>
+          <w:color w:val="000000"/>
+        </w:rPr>
         <w:t>3. The report will be finished by Lan.</w:t>
       </w:r>
     </w:p>
     <w:p>
-      <w:r>
+      <w:pPr>
+        <w:spacing w:after="160"/>
+        <w:rPr>
+          <w:color w:val="000000"/>
+        </w:rPr>
+      </w:pPr>
+      <w:r>
+        <w:rPr>
+          <w:color w:val="000000"/>
+        </w:rPr>
         <w:t>4. All students will be invited.</w:t>
       </w:r>
     </w:p>
     <w:p>
-      <w:r>
+      <w:pPr>
+        <w:spacing w:after="160"/>
+        <w:rPr>
+          <w:color w:val="000000"/>
+        </w:rPr>
+      </w:pPr>
+      <w:r>
+        <w:rPr>
+          <w:color w:val="000000"/>
+        </w:rPr>
         <w:t>5. The road will be repaired.</w:t>
       </w:r>
     </w:p>
     <w:p>
-      <w:r>
+      <w:pPr>
+        <w:spacing w:after="160"/>
+        <w:rPr>
+          <w:color w:val="000000"/>
+        </w:rPr>
+      </w:pPr>
+      <w:r>
+        <w:rPr>
+          <w:color w:val="000000"/>
+        </w:rPr>
         <w:t>6. A school is going to be built.</w:t>
       </w:r>
     </w:p>
     <w:p>
-      <w:r>
+      <w:pPr>
+        <w:spacing w:after="160"/>
+        <w:rPr>
+          <w:color w:val="000000"/>
+        </w:rPr>
+      </w:pPr>
+      <w:r>
+        <w:rPr>
+          <w:color w:val="000000"/>
+        </w:rPr>
         <w:t>7. The meeting is going to be organized by her.</w:t>
       </w:r>
     </w:p>
     <w:p>
-      <w:r>
+      <w:pPr>
+        <w:spacing w:after="160"/>
+        <w:rPr>
+          <w:color w:val="000000"/>
+        </w:rPr>
+      </w:pPr>
+      <w:r>
+        <w:rPr>
+          <w:color w:val="000000"/>
+        </w:rPr>
         <w:t>8. A new product is going to be launched by the shop.</w:t>
       </w:r>
     </w:p>
     <w:p>
-      <w:r>
+      <w:pPr>
+        <w:spacing w:after="160"/>
+        <w:rPr>
+          <w:color w:val="000000"/>
+        </w:rPr>
+      </w:pPr>
+      <w:r>
+        <w:rPr>
+          <w:color w:val="000000"/>
+        </w:rPr>
         <w:t>9. The event will not be canceled.</w:t>
       </w:r>
     </w:p>
     <w:p>
-      <w:r>
+      <w:pPr>
+        <w:spacing w:after="160"/>
+        <w:rPr>
+          <w:color w:val="000000"/>
+        </w:rPr>
+      </w:pPr>
+      <w:r>
+        <w:rPr>
+          <w:color w:val="000000"/>
+        </w:rPr>
         <w:t>10. Will dinner be prepared by the chef?</w:t>
       </w:r>
     </w:p>
     <w:p>
       <w:pPr>
         <w:pStyle w:val="Heading1"/>
+        <w:spacing w:before="240"/>
       </w:pPr>
       <w:r>
         <w:t>PHẦN 7</w:t>
       </w:r>
     </w:p>
     <w:p>
-      <w:r>
+      <w:pPr>
+        <w:spacing w:after="160"/>
+        <w:rPr>
+          <w:color w:val="000000"/>
+        </w:rPr>
+      </w:pPr>
+      <w:r>
+        <w:rPr>
+          <w:color w:val="000000"/>
+        </w:rPr>
         <w:t>1. The work has been completed.</w:t>
       </w:r>
     </w:p>
     <w:p>
-      <w:r>
+      <w:pPr>
+        <w:spacing w:after="160"/>
+        <w:rPr>
+          <w:color w:val="000000"/>
+        </w:rPr>
+      </w:pPr>
+      <w:r>
+        <w:rPr>
+          <w:color w:val="000000"/>
+        </w:rPr>
         <w:t>2. The email has been sent by Lan.</w:t>
       </w:r>
     </w:p>
     <w:p>
-      <w:r>
+      <w:pPr>
+        <w:spacing w:after="160"/>
+        <w:rPr>
+          <w:color w:val="000000"/>
+        </w:rPr>
+      </w:pPr>
+      <w:r>
+        <w:rPr>
+          <w:color w:val="000000"/>
+        </w:rPr>
         <w:t>3. Two men have been arrested by the police.</w:t>
       </w:r>
     </w:p>
     <w:p>
-      <w:r>
+      <w:pPr>
+        <w:spacing w:after="160"/>
+        <w:rPr>
+          <w:color w:val="000000"/>
+        </w:rPr>
+      </w:pPr>
+      <w:r>
+        <w:rPr>
+          <w:color w:val="000000"/>
+        </w:rPr>
         <w:t>4. The window has been broken.</w:t>
       </w:r>
     </w:p>
     <w:p>
-      <w:r>
+      <w:pPr>
+        <w:spacing w:after="160"/>
+        <w:rPr>
+          <w:color w:val="000000"/>
+        </w:rPr>
+      </w:pPr>
+      <w:r>
+        <w:rPr>
+          <w:color w:val="000000"/>
+        </w:rPr>
         <w:t>5. The results have not been announced.</w:t>
       </w:r>
     </w:p>
     <w:p>
-      <w:r>
+      <w:pPr>
+        <w:spacing w:after="160"/>
+        <w:rPr>
+          <w:color w:val="000000"/>
+        </w:rPr>
+      </w:pPr>
+      <w:r>
+        <w:rPr>
+          <w:color w:val="000000"/>
+        </w:rPr>
         <w:t>6. One thousand cars have been produced by the company.</w:t>
       </w:r>
     </w:p>
     <w:p>
-      <w:r>
+      <w:pPr>
+        <w:spacing w:after="160"/>
+        <w:rPr>
+          <w:color w:val="000000"/>
+        </w:rPr>
+      </w:pPr>
+      <w:r>
+        <w:rPr>
+          <w:color w:val="000000"/>
+        </w:rPr>
         <w:t>7. All the guests have been invited.</w:t>
       </w:r>
     </w:p>
     <w:p>
-      <w:r>
+      <w:pPr>
+        <w:spacing w:after="160"/>
+        <w:rPr>
+          <w:color w:val="000000"/>
+        </w:rPr>
+      </w:pPr>
+      <w:r>
+        <w:rPr>
+          <w:color w:val="000000"/>
+        </w:rPr>
         <w:t>8. The rooms have been cleaned by her.</w:t>
       </w:r>
     </w:p>
     <w:p>
-      <w:r>
+      <w:pPr>
+        <w:spacing w:after="160"/>
+        <w:rPr>
+          <w:color w:val="000000"/>
+        </w:rPr>
+      </w:pPr>
+      <w:r>
+        <w:rPr>
+          <w:color w:val="000000"/>
+        </w:rPr>
         <w:t>9. Has the report been finished by Nam?</w:t>
       </w:r>
     </w:p>
     <w:p>
-      <w:r>
+      <w:pPr>
+        <w:spacing w:after="160"/>
+        <w:rPr>
+          <w:color w:val="000000"/>
+        </w:rPr>
+      </w:pPr>
+      <w:r>
+        <w:rPr>
+          <w:color w:val="000000"/>
+        </w:rPr>
         <w:t>10. Has the package been delivered?</w:t>
       </w:r>
     </w:p>
     <w:p>
       <w:pPr>
         <w:pStyle w:val="Heading1"/>
+        <w:spacing w:before="240"/>
       </w:pPr>
       <w:r>
         <w:t>PHẦN 8</w:t>
       </w:r>
     </w:p>
     <w:p>
-      <w:r>
+      <w:pPr>
+        <w:spacing w:after="160"/>
+        <w:rPr>
+          <w:color w:val="000000"/>
+        </w:rPr>
+      </w:pPr>
+      <w:r>
+        <w:rPr>
+          <w:color w:val="000000"/>
+        </w:rPr>
         <w:t>1. The rooms are cleaned every day.</w:t>
       </w:r>
     </w:p>
     <w:p>
-      <w:r>
+      <w:pPr>
+        <w:spacing w:after="160"/>
+        <w:rPr>
+          <w:color w:val="000000"/>
+        </w:rPr>
+      </w:pPr>
+      <w:r>
+        <w:rPr>
+          <w:color w:val="000000"/>
+        </w:rPr>
         <w:t>2. The road is being repaired now.</w:t>
       </w:r>
     </w:p>
     <w:p>
-      <w:r>
+      <w:pPr>
+        <w:spacing w:after="160"/>
+        <w:rPr>
+          <w:color w:val="000000"/>
+        </w:rPr>
+      </w:pPr>
+      <w:r>
+        <w:rPr>
+          <w:color w:val="000000"/>
+        </w:rPr>
         <w:t>3. The bridge was built in 2010.</w:t>
       </w:r>
     </w:p>
     <w:p>
-      <w:r>
+      <w:pPr>
+        <w:spacing w:after="160"/>
+        <w:rPr>
+          <w:color w:val="000000"/>
+        </w:rPr>
+      </w:pPr>
+      <w:r>
+        <w:rPr>
+          <w:color w:val="000000"/>
+        </w:rPr>
         <w:t>4. The house was being painted.</w:t>
       </w:r>
     </w:p>
     <w:p>
-      <w:r>
+      <w:pPr>
+        <w:spacing w:after="160"/>
+        <w:rPr>
+          <w:color w:val="000000"/>
+        </w:rPr>
+      </w:pPr>
+      <w:r>
+        <w:rPr>
+          <w:color w:val="000000"/>
+        </w:rPr>
         <w:t>5. The package will be delivered tomorrow.</w:t>
       </w:r>
     </w:p>
     <w:p>
-      <w:r>
+      <w:pPr>
+        <w:spacing w:after="160"/>
+        <w:rPr>
+          <w:color w:val="000000"/>
+        </w:rPr>
+      </w:pPr>
+      <w:r>
+        <w:rPr>
+          <w:color w:val="000000"/>
+        </w:rPr>
         <w:t>6. A school is going to be built here.</w:t>
       </w:r>
     </w:p>
     <w:p>
-      <w:r>
+      <w:pPr>
+        <w:spacing w:after="160"/>
+        <w:rPr>
+          <w:color w:val="000000"/>
+        </w:rPr>
+      </w:pPr>
+      <w:r>
+        <w:rPr>
+          <w:color w:val="000000"/>
+        </w:rPr>
         <w:t>7. The work has been finished.</w:t>
       </w:r>
     </w:p>
     <w:p>
-      <w:r>
+      <w:pPr>
+        <w:spacing w:after="160"/>
+        <w:rPr>
+          <w:color w:val="000000"/>
+        </w:rPr>
+      </w:pPr>
+      <w:r>
+        <w:rPr>
+          <w:color w:val="000000"/>
+        </w:rPr>
         <w:t>8. The emails have been sent.</w:t>
       </w:r>
     </w:p>
     <w:p>
-      <w:r>
+      <w:pPr>
+        <w:spacing w:after="160"/>
+        <w:rPr>
+          <w:color w:val="000000"/>
+        </w:rPr>
+      </w:pPr>
+      <w:r>
+        <w:rPr>
+          <w:color w:val="000000"/>
+        </w:rPr>
         <w:t>9. Has the report been completed?</w:t>
       </w:r>
     </w:p>
     <w:p>
-      <w:r>
+      <w:pPr>
+        <w:spacing w:after="160"/>
+        <w:rPr>
+          <w:color w:val="000000"/>
+        </w:rPr>
+      </w:pPr>
+      <w:r>
+        <w:rPr>
+          <w:color w:val="000000"/>
+        </w:rPr>
         <w:t>10. Was the car being repaired?</w:t>
       </w:r>
     </w:p>
     <w:p>
       <w:pPr>
         <w:pStyle w:val="Heading1"/>
+        <w:spacing w:before="240"/>
       </w:pPr>
       <w:r>
         <w:t>PHẦN 9</w:t>
       </w:r>
     </w:p>
     <w:p>
-      <w:r>
+      <w:pPr>
+        <w:spacing w:after="160"/>
+        <w:rPr>
+          <w:color w:val="000000"/>
+        </w:rPr>
+      </w:pPr>
+      <w:r>
+        <w:rPr>
+          <w:color w:val="000000"/>
+        </w:rPr>
         <w:t>1. Every year.</w:t>
       </w:r>
     </w:p>
     <w:p>
-      <w:r>
+      <w:pPr>
+        <w:spacing w:after="160"/>
+        <w:rPr>
+          <w:color w:val="000000"/>
+        </w:rPr>
+      </w:pPr>
+      <w:r>
+        <w:rPr>
+          <w:color w:val="000000"/>
+        </w:rPr>
         <w:t>2. The main hall.</w:t>
       </w:r>
     </w:p>
     <w:p>
-      <w:r>
+      <w:pPr>
+        <w:spacing w:after="160"/>
+        <w:rPr>
+          <w:color w:val="000000"/>
+        </w:rPr>
+      </w:pPr>
+      <w:r>
+        <w:rPr>
+          <w:color w:val="000000"/>
+        </w:rPr>
         <w:t>3. In another room.</w:t>
       </w:r>
     </w:p>
     <w:p>
-      <w:r>
+      <w:pPr>
+        <w:spacing w:after="160"/>
+        <w:rPr>
+          <w:color w:val="000000"/>
+        </w:rPr>
+      </w:pPr>
+      <w:r>
+        <w:rPr>
+          <w:color w:val="000000"/>
+        </w:rPr>
         <w:t>4. In 1920.</w:t>
       </w:r>
     </w:p>
     <w:p>
-      <w:r>
+      <w:pPr>
+        <w:spacing w:after="160"/>
+        <w:rPr>
+          <w:color w:val="000000"/>
+        </w:rPr>
+      </w:pPr>
+      <w:r>
+        <w:rPr>
+          <w:color w:val="000000"/>
+        </w:rPr>
         <w:t>5. In 1985.</w:t>
       </w:r>
     </w:p>
     <w:p>
-      <w:r>
+      <w:pPr>
+        <w:spacing w:after="160"/>
+        <w:rPr>
+          <w:color w:val="000000"/>
+        </w:rPr>
+      </w:pPr>
+      <w:r>
+        <w:rPr>
+          <w:color w:val="000000"/>
+        </w:rPr>
         <w:t>6. Several new exhibits.</w:t>
       </w:r>
     </w:p>
     <w:p>
-      <w:r>
+      <w:pPr>
+        <w:spacing w:after="160"/>
+        <w:rPr>
+          <w:color w:val="000000"/>
+        </w:rPr>
+      </w:pPr>
+      <w:r>
+        <w:rPr>
+          <w:color w:val="000000"/>
+        </w:rPr>
         <w:t>7. A modern café.</w:t>
       </w:r>
     </w:p>
     <w:p>
-      <w:r>
+      <w:pPr>
+        <w:spacing w:after="160"/>
+        <w:rPr>
+          <w:color w:val="000000"/>
+        </w:rPr>
+      </w:pPr>
+      <w:r>
+        <w:rPr>
+          <w:color w:val="000000"/>
+        </w:rPr>
         <w:t>8. A children's area.</w:t>
       </w:r>
     </w:p>
     <w:p>
-      <w:r>
+      <w:pPr>
+        <w:spacing w:after="160"/>
+        <w:rPr>
+          <w:color w:val="000000"/>
+        </w:rPr>
+      </w:pPr>
+      <w:r>
+        <w:rPr>
+          <w:color w:val="000000"/>
+        </w:rPr>
         <w:t>9. Beside the café.</w:t>
       </w:r>
     </w:p>
     <w:p>
-      <w:r>
+      <w:pPr>
+        <w:spacing w:after="160"/>
+        <w:rPr>
+          <w:color w:val="000000"/>
+        </w:rPr>
+      </w:pPr>
+      <w:r>
+        <w:rPr>
+          <w:color w:val="000000"/>
+        </w:rPr>
         <w:t>10. The museum team.</w:t>
       </w:r>
     </w:p>
     <w:p>
       <w:pPr>
         <w:pStyle w:val="Heading1"/>
+        <w:spacing w:before="240"/>
       </w:pPr>
       <w:r>
         <w:t>PHẦN 10</w:t>
       </w:r>
     </w:p>
     <w:p>
-      <w:r>
+      <w:pPr>
+        <w:spacing w:after="160"/>
+        <w:rPr>
+          <w:color w:val="000000"/>
+        </w:rPr>
+      </w:pPr>
+      <w:r>
+        <w:rPr>
+          <w:color w:val="000000"/>
+        </w:rPr>
         <w:t>1. The room is cleaned every day.</w:t>
       </w:r>
     </w:p>
     <w:p>
-      <w:r>
+      <w:pPr>
+        <w:spacing w:after="160"/>
+        <w:rPr>
+          <w:color w:val="000000"/>
+        </w:rPr>
+      </w:pPr>
+      <w:r>
+        <w:rPr>
+          <w:color w:val="000000"/>
+        </w:rPr>
         <w:t>2. The road is being repaired now.</w:t>
       </w:r>
     </w:p>
     <w:p>
-      <w:r>
+      <w:pPr>
+        <w:spacing w:after="160"/>
+        <w:rPr>
+          <w:color w:val="000000"/>
+        </w:rPr>
+      </w:pPr>
+      <w:r>
+        <w:rPr>
+          <w:color w:val="000000"/>
+        </w:rPr>
         <w:t>3. The bridge was built in 2010.</w:t>
       </w:r>
     </w:p>
     <w:p>
-      <w:r>
+      <w:pPr>
+        <w:spacing w:after="160"/>
+        <w:rPr>
+          <w:color w:val="000000"/>
+        </w:rPr>
+      </w:pPr>
+      <w:r>
+        <w:rPr>
+          <w:color w:val="000000"/>
+        </w:rPr>
         <w:t>4. The house was being painted when I arrived.</w:t>
       </w:r>
     </w:p>
     <w:p>
-      <w:r>
+      <w:pPr>
+        <w:spacing w:after="160"/>
+        <w:rPr>
+          <w:color w:val="000000"/>
+        </w:rPr>
+      </w:pPr>
+      <w:r>
+        <w:rPr>
+          <w:color w:val="000000"/>
+        </w:rPr>
         <w:t>5. The package will be delivered tomorrow.</w:t>
       </w:r>
     </w:p>
     <w:p>
-      <w:r>
+      <w:pPr>
+        <w:spacing w:after="160"/>
+        <w:rPr>
+          <w:color w:val="000000"/>
+        </w:rPr>
+      </w:pPr>
+      <w:r>
+        <w:rPr>
+          <w:color w:val="000000"/>
+        </w:rPr>
         <w:t>6. A school is going to be built next year.</w:t>
       </w:r>
     </w:p>
     <w:p>
-      <w:r>
+      <w:pPr>
+        <w:spacing w:after="160"/>
+        <w:rPr>
+          <w:color w:val="000000"/>
+        </w:rPr>
+      </w:pPr>
+      <w:r>
+        <w:rPr>
+          <w:color w:val="000000"/>
+        </w:rPr>
         <w:t>7. The work has already been finished.</w:t>
       </w:r>
     </w:p>
     <w:p>
-      <w:r>
+      <w:pPr>
+        <w:spacing w:after="160"/>
+        <w:rPr>
+          <w:color w:val="000000"/>
+        </w:rPr>
+      </w:pPr>
+      <w:r>
+        <w:rPr>
+          <w:color w:val="000000"/>
+        </w:rPr>
         <w:t>8. Have the emails been sent yet?</w:t>
       </w:r>
     </w:p>
     <w:p>
-      <w:r>
+      <w:pPr>
+        <w:spacing w:after="160"/>
+        <w:rPr>
+          <w:color w:val="000000"/>
+        </w:rPr>
+      </w:pPr>
+      <w:r>
+        <w:rPr>
+          <w:color w:val="000000"/>
+        </w:rPr>
         <w:t>9. The results will not be announced tomorrow.</w:t>
       </w:r>
     </w:p>
     <w:p>
-      <w:r>
+      <w:pPr>
+        <w:spacing w:after="160"/>
+        <w:rPr>
+          <w:color w:val="000000"/>
+        </w:rPr>
+      </w:pPr>
+      <w:r>
+        <w:rPr>
+          <w:color w:val="000000"/>
+        </w:rPr>
         <w:t>10. The cars are being washed now.</w:t>
       </w:r>
     </w:p>
-    <w:p/>
+    <w:p>
+      <w:pPr>
+        <w:rPr>
+          <w:color w:val="000000"/>
+        </w:rPr>
+      </w:pPr>
+    </w:p>
     <w:sectPr>
       <w:pgSz w:w="12240" w:h="15840"/>
       <w:pgMar w:top="850" w:right="1134" w:bottom="850" w:left="1134" w:header="720" w:footer="720" w:gutter="0"/>
